--- a/pregrado/s05/plantillas/guia_L1_vs_L2.docx
+++ b/pregrado/s05/plantillas/guia_L1_vs_L2.docx
@@ -150,40 +150,162 @@
               <w:spacing w:after="0"/>
               <w:jc w:val="center"/>
             </w:pPr>
-            <w:r>
-              <w:drawing>
-                <wp:inline xmlns:a="http://schemas.openxmlformats.org/drawingml/2006/main" xmlns:pic="http://schemas.openxmlformats.org/drawingml/2006/picture">
-                  <wp:extent cx="3936076" cy="681643"/>
-                  <wp:docPr id="1" name="Picture 1"/>
-                  <wp:cNvGraphicFramePr>
-                    <a:graphicFrameLocks noChangeAspect="1"/>
-                  </wp:cNvGraphicFramePr>
-                  <a:graphic>
-                    <a:graphicData uri="http://schemas.openxmlformats.org/drawingml/2006/picture">
-                      <pic:pic>
-                        <pic:nvPicPr>
-                          <pic:cNvPr id="0" name="eq_f4609d05408a.png"/>
-                          <pic:cNvPicPr/>
-                        </pic:nvPicPr>
-                        <pic:blipFill>
-                          <a:blip r:embed="rId9"/>
-                          <a:stretch>
-                            <a:fillRect/>
-                          </a:stretch>
-                        </pic:blipFill>
-                        <pic:spPr>
-                          <a:xfrm>
-                            <a:off x="0" y="0"/>
-                            <a:ext cx="3936076" cy="681643"/>
-                          </a:xfrm>
-                          <a:prstGeom prst="rect"/>
-                        </pic:spPr>
-                      </pic:pic>
-                    </a:graphicData>
-                  </a:graphic>
-                </wp:inline>
-              </w:drawing>
-            </w:r>
+            <m:oMath>
+              <m:sSup>
+                <m:e>
+                  <m:acc>
+                    <m:accPr>
+                      <m:chr m:val="̂"/>
+                    </m:accPr>
+                    <m:e>
+                      <m:r>
+                        <m:t>β</m:t>
+                      </m:r>
+                    </m:e>
+                  </m:acc>
+                </m:e>
+                <m:sup>
+                  <m:r>
+                    <m:rPr>
+                      <m:sty m:val="p"/>
+                    </m:rPr>
+                    <m:t>ridge</m:t>
+                  </m:r>
+                </m:sup>
+              </m:sSup>
+              <m:r>
+                <m:t>=</m:t>
+              </m:r>
+              <m:limLow>
+                <m:e>
+                  <m:r>
+                    <m:rPr>
+                      <m:sty m:val="p"/>
+                    </m:rPr>
+                    <m:t>argmin</m:t>
+                  </m:r>
+                </m:e>
+                <m:lim>
+                  <m:r>
+                    <m:t>β</m:t>
+                  </m:r>
+                </m:lim>
+              </m:limLow>
+              <m:nary>
+                <m:naryPr>
+                  <m:chr m:val="∑"/>
+                  <m:limLoc m:val="subSup"/>
+                  <m:grow m:val="1"/>
+                  <m:subHide m:val="off"/>
+                  <m:supHide m:val="off"/>
+                </m:naryPr>
+                <m:sub>
+                  <m:r>
+                    <m:t>i=1</m:t>
+                  </m:r>
+                </m:sub>
+                <m:sup>
+                  <m:r>
+                    <m:t>n</m:t>
+                  </m:r>
+                </m:sup>
+                <m:e>
+                  <m:sSup>
+                    <m:e>
+                      <m:d>
+                        <m:dPr>
+                          <m:sepChr m:val="−"/>
+                        </m:dPr>
+                        <m:e>
+                          <m:sSub>
+                            <m:e>
+                              <m:r>
+                                <m:t>y</m:t>
+                              </m:r>
+                            </m:e>
+                            <m:sub>
+                              <m:r>
+                                <m:t>i</m:t>
+                              </m:r>
+                            </m:sub>
+                          </m:sSub>
+                        </m:e>
+                        <m:e>
+                          <m:sSub>
+                            <m:e>
+                              <m:acc>
+                                <m:accPr>
+                                  <m:chr m:val="̂"/>
+                                </m:accPr>
+                                <m:e>
+                                  <m:r>
+                                    <m:t>y</m:t>
+                                  </m:r>
+                                </m:e>
+                              </m:acc>
+                            </m:e>
+                            <m:sub>
+                              <m:r>
+                                <m:t>i</m:t>
+                              </m:r>
+                            </m:sub>
+                          </m:sSub>
+                        </m:e>
+                      </m:d>
+                    </m:e>
+                    <m:sup>
+                      <m:r>
+                        <m:t>2</m:t>
+                      </m:r>
+                    </m:sup>
+                  </m:sSup>
+                </m:e>
+              </m:nary>
+              <m:r>
+                <m:t>+λ</m:t>
+              </m:r>
+              <m:nary>
+                <m:naryPr>
+                  <m:chr m:val="∑"/>
+                  <m:limLoc m:val="subSup"/>
+                  <m:grow m:val="1"/>
+                  <m:subHide m:val="off"/>
+                  <m:supHide m:val="off"/>
+                </m:naryPr>
+                <m:sub>
+                  <m:r>
+                    <m:t>j=1</m:t>
+                  </m:r>
+                </m:sub>
+                <m:sup>
+                  <m:r>
+                    <m:t>p</m:t>
+                  </m:r>
+                </m:sup>
+                <m:e>
+                  <m:sSubSup>
+                    <m:e>
+                      <m:r>
+                        <m:t>β</m:t>
+                      </m:r>
+                    </m:e>
+                    <m:sub>
+                      <m:r>
+                        <m:t>j</m:t>
+                      </m:r>
+                    </m:sub>
+                    <m:sup>
+                      <m:r>
+                        <m:t>2</m:t>
+                      </m:r>
+                    </m:sup>
+                  </m:sSubSup>
+                </m:e>
+              </m:nary>
+              <m:r>
+                <m:t>(1)</m:t>
+              </m:r>
+            </m:oMath>
           </w:p>
         </w:tc>
         <w:tc>
@@ -267,13 +389,160 @@
               <w:spacing w:after="0"/>
               <w:jc w:val="center"/>
             </w:pPr>
-            <w:r>
-              <w:rPr>
-                <w:rFonts w:ascii="Consolas" w:hAnsi="Consolas"/>
-                <w:sz w:val="19"/>
-              </w:rPr>
-              <w:t>\hat\beta^{\,\mathrm{lasso}}=\underset{\beta}{\operatorname{arg\,min}}\ \sum_{i=1}^{n}\left(y_i-\hat y_i\right)^2+\lambda\sum_{j=1}^{p}\lvert\beta_j\rvert \qquad (2)</w:t>
-            </w:r>
+            <m:oMath>
+              <m:sSup>
+                <m:e>
+                  <m:acc>
+                    <m:accPr>
+                      <m:chr m:val="̂"/>
+                    </m:accPr>
+                    <m:e>
+                      <m:r>
+                        <m:t>β</m:t>
+                      </m:r>
+                    </m:e>
+                  </m:acc>
+                </m:e>
+                <m:sup>
+                  <m:r>
+                    <m:rPr>
+                      <m:sty m:val="p"/>
+                    </m:rPr>
+                    <m:t>lasso</m:t>
+                  </m:r>
+                </m:sup>
+              </m:sSup>
+              <m:r>
+                <m:t>=</m:t>
+              </m:r>
+              <m:limLow>
+                <m:e>
+                  <m:r>
+                    <m:rPr>
+                      <m:sty m:val="p"/>
+                    </m:rPr>
+                    <m:t>argmin</m:t>
+                  </m:r>
+                </m:e>
+                <m:lim>
+                  <m:r>
+                    <m:t>β</m:t>
+                  </m:r>
+                </m:lim>
+              </m:limLow>
+              <m:nary>
+                <m:naryPr>
+                  <m:chr m:val="∑"/>
+                  <m:limLoc m:val="subSup"/>
+                  <m:grow m:val="1"/>
+                  <m:subHide m:val="off"/>
+                  <m:supHide m:val="off"/>
+                </m:naryPr>
+                <m:sub>
+                  <m:r>
+                    <m:t>i=1</m:t>
+                  </m:r>
+                </m:sub>
+                <m:sup>
+                  <m:r>
+                    <m:t>n</m:t>
+                  </m:r>
+                </m:sup>
+                <m:e>
+                  <m:sSup>
+                    <m:e>
+                      <m:d>
+                        <m:dPr>
+                          <m:sepChr m:val="−"/>
+                        </m:dPr>
+                        <m:e>
+                          <m:sSub>
+                            <m:e>
+                              <m:r>
+                                <m:t>y</m:t>
+                              </m:r>
+                            </m:e>
+                            <m:sub>
+                              <m:r>
+                                <m:t>i</m:t>
+                              </m:r>
+                            </m:sub>
+                          </m:sSub>
+                        </m:e>
+                        <m:e>
+                          <m:sSub>
+                            <m:e>
+                              <m:acc>
+                                <m:accPr>
+                                  <m:chr m:val="̂"/>
+                                </m:accPr>
+                                <m:e>
+                                  <m:r>
+                                    <m:t>y</m:t>
+                                  </m:r>
+                                </m:e>
+                              </m:acc>
+                            </m:e>
+                            <m:sub>
+                              <m:r>
+                                <m:t>i</m:t>
+                              </m:r>
+                            </m:sub>
+                          </m:sSub>
+                        </m:e>
+                      </m:d>
+                    </m:e>
+                    <m:sup>
+                      <m:r>
+                        <m:t>2</m:t>
+                      </m:r>
+                    </m:sup>
+                  </m:sSup>
+                </m:e>
+              </m:nary>
+              <m:r>
+                <m:t>+λ</m:t>
+              </m:r>
+              <m:nary>
+                <m:naryPr>
+                  <m:chr m:val="∑"/>
+                  <m:limLoc m:val="subSup"/>
+                  <m:grow m:val="1"/>
+                  <m:subHide m:val="off"/>
+                  <m:supHide m:val="off"/>
+                </m:naryPr>
+                <m:sub>
+                  <m:r>
+                    <m:t>j=1</m:t>
+                  </m:r>
+                </m:sub>
+                <m:sup>
+                  <m:r>
+                    <m:t>p</m:t>
+                  </m:r>
+                </m:sup>
+                <m:e>
+                  <m:r>
+                    <m:t>|</m:t>
+                  </m:r>
+                </m:e>
+              </m:nary>
+              <m:sSub>
+                <m:e>
+                  <m:r>
+                    <m:t>β</m:t>
+                  </m:r>
+                </m:e>
+                <m:sub>
+                  <m:r>
+                    <m:t>j</m:t>
+                  </m:r>
+                </m:sub>
+              </m:sSub>
+              <m:r>
+                <m:t>|(2)</m:t>
+              </m:r>
+            </m:oMath>
           </w:p>
         </w:tc>
         <w:tc>
@@ -342,23 +611,85 @@
       <w:r>
         <w:t xml:space="preserve"> sobre los coeficientes —Ridge limita </w:t>
       </w:r>
-      <w:r>
-        <w:rPr>
-          <w:rFonts w:ascii="Consolas" w:hAnsi="Consolas"/>
-          <w:sz w:val="19"/>
-        </w:rPr>
-        <w:t>\sum_{j}\beta_j^{2}\le t</w:t>
-      </w:r>
+      <m:oMath>
+        <m:nary>
+          <m:naryPr>
+            <m:chr m:val="∑"/>
+            <m:limLoc m:val="subSup"/>
+            <m:grow m:val="1"/>
+            <m:subHide m:val="off"/>
+            <m:supHide m:val="on"/>
+          </m:naryPr>
+          <m:sub>
+            <m:r>
+              <m:t>j</m:t>
+            </m:r>
+          </m:sub>
+          <m:sup/>
+          <m:e>
+            <m:sSubSup>
+              <m:e>
+                <m:r>
+                  <m:t>β</m:t>
+                </m:r>
+              </m:e>
+              <m:sub>
+                <m:r>
+                  <m:t>j</m:t>
+                </m:r>
+              </m:sub>
+              <m:sup>
+                <m:r>
+                  <m:t>2</m:t>
+                </m:r>
+              </m:sup>
+            </m:sSubSup>
+          </m:e>
+        </m:nary>
+        <m:r>
+          <m:t>≤t</m:t>
+        </m:r>
+      </m:oMath>
       <w:r>
         <w:t xml:space="preserve">; LASSO limita </w:t>
       </w:r>
-      <w:r>
-        <w:rPr>
-          <w:rFonts w:ascii="Consolas" w:hAnsi="Consolas"/>
-          <w:sz w:val="19"/>
-        </w:rPr>
-        <w:t>\sum_{j}\lvert\beta_j\rvert\le t</w:t>
-      </w:r>
+      <m:oMath>
+        <m:nary>
+          <m:naryPr>
+            <m:chr m:val="∑"/>
+            <m:limLoc m:val="subSup"/>
+            <m:grow m:val="1"/>
+            <m:subHide m:val="off"/>
+            <m:supHide m:val="on"/>
+          </m:naryPr>
+          <m:sub>
+            <m:r>
+              <m:t>j</m:t>
+            </m:r>
+          </m:sub>
+          <m:sup/>
+          <m:e>
+            <m:r>
+              <m:t>|</m:t>
+            </m:r>
+          </m:e>
+        </m:nary>
+        <m:sSub>
+          <m:e>
+            <m:r>
+              <m:t>β</m:t>
+            </m:r>
+          </m:e>
+          <m:sub>
+            <m:r>
+              <m:t>j</m:t>
+            </m:r>
+          </m:sub>
+        </m:sSub>
+        <m:r>
+          <m:t>|≤t</m:t>
+        </m:r>
+      </m:oMath>
       <w:r>
         <w:t xml:space="preserve">—, y la solución es el punto donde las </w:t>
       </w:r>
@@ -371,40 +702,18 @@
       <w:r>
         <w:t xml:space="preserve"> (elipses centradas en el óptimo OLS </w:t>
       </w:r>
-      <w:r>
-        <w:drawing>
-          <wp:inline xmlns:a="http://schemas.openxmlformats.org/drawingml/2006/main" xmlns:pic="http://schemas.openxmlformats.org/drawingml/2006/picture">
-            <wp:extent cx="132053" cy="206692"/>
-            <wp:docPr id="2" name="Picture 2"/>
-            <wp:cNvGraphicFramePr>
-              <a:graphicFrameLocks noChangeAspect="1"/>
-            </wp:cNvGraphicFramePr>
-            <a:graphic>
-              <a:graphicData uri="http://schemas.openxmlformats.org/drawingml/2006/picture">
-                <pic:pic>
-                  <pic:nvPicPr>
-                    <pic:cNvPr id="0" name="eq_37ffff98d466.png"/>
-                    <pic:cNvPicPr/>
-                  </pic:nvPicPr>
-                  <pic:blipFill>
-                    <a:blip r:embed="rId10"/>
-                    <a:stretch>
-                      <a:fillRect/>
-                    </a:stretch>
-                  </pic:blipFill>
-                  <pic:spPr>
-                    <a:xfrm>
-                      <a:off x="0" y="0"/>
-                      <a:ext cx="132053" cy="206692"/>
-                    </a:xfrm>
-                    <a:prstGeom prst="rect"/>
-                  </pic:spPr>
-                </pic:pic>
-              </a:graphicData>
-            </a:graphic>
-          </wp:inline>
-        </w:drawing>
-      </w:r>
+      <m:oMath>
+        <m:acc>
+          <m:accPr>
+            <m:chr m:val="̂"/>
+          </m:accPr>
+          <m:e>
+            <m:r>
+              <m:t>β</m:t>
+            </m:r>
+          </m:e>
+        </m:acc>
+      </m:oMath>
       <w:r>
         <w:t xml:space="preserve">) tocan por primera vez esa región. La </w:t>
       </w:r>
@@ -777,43 +1086,45 @@
                 <w:sz w:val="19"/>
               </w:rPr>
             </w:r>
-            <w:r>
-              <w:rPr>
-                <w:sz w:val="19"/>
-              </w:rPr>
-              <w:drawing>
-                <wp:inline xmlns:a="http://schemas.openxmlformats.org/drawingml/2006/main" xmlns:pic="http://schemas.openxmlformats.org/drawingml/2006/picture">
-                  <wp:extent cx="245194" cy="206692"/>
-                  <wp:docPr id="3" name="Picture 3"/>
-                  <wp:cNvGraphicFramePr>
-                    <a:graphicFrameLocks noChangeAspect="1"/>
-                  </wp:cNvGraphicFramePr>
-                  <a:graphic>
-                    <a:graphicData uri="http://schemas.openxmlformats.org/drawingml/2006/picture">
-                      <pic:pic>
-                        <pic:nvPicPr>
-                          <pic:cNvPr id="0" name="eq_e953d84c66a3.png"/>
-                          <pic:cNvPicPr/>
-                        </pic:nvPicPr>
-                        <pic:blipFill>
-                          <a:blip r:embed="rId11"/>
-                          <a:stretch>
-                            <a:fillRect/>
-                          </a:stretch>
-                        </pic:blipFill>
-                        <pic:spPr>
-                          <a:xfrm>
-                            <a:off x="0" y="0"/>
-                            <a:ext cx="245194" cy="206692"/>
-                          </a:xfrm>
-                          <a:prstGeom prst="rect"/>
-                        </pic:spPr>
-                      </pic:pic>
-                    </a:graphicData>
-                  </a:graphic>
-                </wp:inline>
-              </w:drawing>
-            </w:r>
+            <m:oMath>
+              <m:r>
+                <m:t>λ</m:t>
+              </m:r>
+              <m:nary>
+                <m:naryPr>
+                  <m:chr m:val="∑"/>
+                  <m:limLoc m:val="subSup"/>
+                  <m:grow m:val="1"/>
+                  <m:subHide m:val="off"/>
+                  <m:supHide m:val="on"/>
+                </m:naryPr>
+                <m:sub>
+                  <m:r>
+                    <m:t>j</m:t>
+                  </m:r>
+                </m:sub>
+                <m:sup/>
+                <m:e>
+                  <m:sSubSup>
+                    <m:e>
+                      <m:r>
+                        <m:t>β</m:t>
+                      </m:r>
+                    </m:e>
+                    <m:sub>
+                      <m:r>
+                        <m:t>j</m:t>
+                      </m:r>
+                    </m:sub>
+                    <m:sup>
+                      <m:r>
+                        <m:t>2</m:t>
+                      </m:r>
+                    </m:sup>
+                  </m:sSubSup>
+                </m:e>
+              </m:nary>
+            </m:oMath>
             <w:r>
               <w:rPr>
                 <w:sz w:val="19"/>
@@ -842,13 +1153,46 @@
                 <w:sz w:val="19"/>
               </w:rPr>
             </w:r>
-            <w:r>
-              <w:rPr>
-                <w:rFonts w:ascii="Consolas" w:hAnsi="Consolas"/>
-                <w:sz w:val="19"/>
-              </w:rPr>
-              <w:t>\lambda\sum_{j}\lvert\beta_j\rvert</w:t>
-            </w:r>
+            <m:oMath>
+              <m:r>
+                <m:t>λ</m:t>
+              </m:r>
+              <m:nary>
+                <m:naryPr>
+                  <m:chr m:val="∑"/>
+                  <m:limLoc m:val="subSup"/>
+                  <m:grow m:val="1"/>
+                  <m:subHide m:val="off"/>
+                  <m:supHide m:val="on"/>
+                </m:naryPr>
+                <m:sub>
+                  <m:r>
+                    <m:t>j</m:t>
+                  </m:r>
+                </m:sub>
+                <m:sup/>
+                <m:e>
+                  <m:r>
+                    <m:t>|</m:t>
+                  </m:r>
+                </m:e>
+              </m:nary>
+              <m:sSub>
+                <m:e>
+                  <m:r>
+                    <m:t>β</m:t>
+                  </m:r>
+                </m:e>
+                <m:sub>
+                  <m:r>
+                    <m:t>j</m:t>
+                  </m:r>
+                </m:sub>
+              </m:sSub>
+              <m:r>
+                <m:t>|</m:t>
+              </m:r>
+            </m:oMath>
             <w:r>
               <w:rPr>
                 <w:sz w:val="19"/>
@@ -1352,40 +1696,11 @@
       <w:r>
         <w:t xml:space="preserve"> (mezcla L1+L2, con </w:t>
       </w:r>
-      <w:r>
-        <w:drawing>
-          <wp:inline xmlns:a="http://schemas.openxmlformats.org/drawingml/2006/main" xmlns:pic="http://schemas.openxmlformats.org/drawingml/2006/picture">
-            <wp:extent cx="167492" cy="206692"/>
-            <wp:docPr id="4" name="Picture 4"/>
-            <wp:cNvGraphicFramePr>
-              <a:graphicFrameLocks noChangeAspect="1"/>
-            </wp:cNvGraphicFramePr>
-            <a:graphic>
-              <a:graphicData uri="http://schemas.openxmlformats.org/drawingml/2006/picture">
-                <pic:pic>
-                  <pic:nvPicPr>
-                    <pic:cNvPr id="0" name="eq_62bfdad536f8.png"/>
-                    <pic:cNvPicPr/>
-                  </pic:nvPicPr>
-                  <pic:blipFill>
-                    <a:blip r:embed="rId12"/>
-                    <a:stretch>
-                      <a:fillRect/>
-                    </a:stretch>
-                  </pic:blipFill>
-                  <pic:spPr>
-                    <a:xfrm>
-                      <a:off x="0" y="0"/>
-                      <a:ext cx="167492" cy="206692"/>
-                    </a:xfrm>
-                    <a:prstGeom prst="rect"/>
-                  </pic:spPr>
-                </pic:pic>
-              </a:graphicData>
-            </a:graphic>
-          </wp:inline>
-        </w:drawing>
-      </w:r>
+      <m:oMath>
+        <m:r>
+          <m:t>α</m:t>
+        </m:r>
+      </m:oMath>
       <w:r>
         <w:t xml:space="preserve"> = </w:t>
       </w:r>
@@ -1400,114 +1715,27 @@
       <w:r>
         <w:t xml:space="preserve"> y </w:t>
       </w:r>
-      <w:r>
-        <w:drawing>
-          <wp:inline xmlns:a="http://schemas.openxmlformats.org/drawingml/2006/main" xmlns:pic="http://schemas.openxmlformats.org/drawingml/2006/picture">
-            <wp:extent cx="666404" cy="206692"/>
-            <wp:docPr id="5" name="Picture 5"/>
-            <wp:cNvGraphicFramePr>
-              <a:graphicFrameLocks noChangeAspect="1"/>
-            </wp:cNvGraphicFramePr>
-            <a:graphic>
-              <a:graphicData uri="http://schemas.openxmlformats.org/drawingml/2006/picture">
-                <pic:pic>
-                  <pic:nvPicPr>
-                    <pic:cNvPr id="0" name="eq_0f70aee9135f.png"/>
-                    <pic:cNvPicPr/>
-                  </pic:nvPicPr>
-                  <pic:blipFill>
-                    <a:blip r:embed="rId13"/>
-                    <a:stretch>
-                      <a:fillRect/>
-                    </a:stretch>
-                  </pic:blipFill>
-                  <pic:spPr>
-                    <a:xfrm>
-                      <a:off x="0" y="0"/>
-                      <a:ext cx="666404" cy="206692"/>
-                    </a:xfrm>
-                    <a:prstGeom prst="rect"/>
-                  </pic:spPr>
-                </pic:pic>
-              </a:graphicData>
-            </a:graphic>
-          </wp:inline>
-        </w:drawing>
-      </w:r>
+      <m:oMath>
+        <m:r>
+          <m:t>α∈[0,1]</m:t>
+        </m:r>
+      </m:oMath>
       <w:r>
         <w:t>): interpola entre Ridge (</w:t>
       </w:r>
-      <w:r>
-        <w:drawing>
-          <wp:inline xmlns:a="http://schemas.openxmlformats.org/drawingml/2006/main" xmlns:pic="http://schemas.openxmlformats.org/drawingml/2006/picture">
-            <wp:extent cx="409820" cy="206692"/>
-            <wp:docPr id="6" name="Picture 6"/>
-            <wp:cNvGraphicFramePr>
-              <a:graphicFrameLocks noChangeAspect="1"/>
-            </wp:cNvGraphicFramePr>
-            <a:graphic>
-              <a:graphicData uri="http://schemas.openxmlformats.org/drawingml/2006/picture">
-                <pic:pic>
-                  <pic:nvPicPr>
-                    <pic:cNvPr id="0" name="eq_7471531d236c.png"/>
-                    <pic:cNvPicPr/>
-                  </pic:nvPicPr>
-                  <pic:blipFill>
-                    <a:blip r:embed="rId14"/>
-                    <a:stretch>
-                      <a:fillRect/>
-                    </a:stretch>
-                  </pic:blipFill>
-                  <pic:spPr>
-                    <a:xfrm>
-                      <a:off x="0" y="0"/>
-                      <a:ext cx="409820" cy="206692"/>
-                    </a:xfrm>
-                    <a:prstGeom prst="rect"/>
-                  </pic:spPr>
-                </pic:pic>
-              </a:graphicData>
-            </a:graphic>
-          </wp:inline>
-        </w:drawing>
-      </w:r>
+      <m:oMath>
+        <m:r>
+          <m:t>α=0</m:t>
+        </m:r>
+      </m:oMath>
       <w:r>
         <w:t>) y LASSO (</w:t>
       </w:r>
-      <w:r>
-        <w:drawing>
-          <wp:inline xmlns:a="http://schemas.openxmlformats.org/drawingml/2006/main" xmlns:pic="http://schemas.openxmlformats.org/drawingml/2006/picture">
-            <wp:extent cx="409820" cy="206692"/>
-            <wp:docPr id="7" name="Picture 7"/>
-            <wp:cNvGraphicFramePr>
-              <a:graphicFrameLocks noChangeAspect="1"/>
-            </wp:cNvGraphicFramePr>
-            <a:graphic>
-              <a:graphicData uri="http://schemas.openxmlformats.org/drawingml/2006/picture">
-                <pic:pic>
-                  <pic:nvPicPr>
-                    <pic:cNvPr id="0" name="eq_8cb3b3bce47b.png"/>
-                    <pic:cNvPicPr/>
-                  </pic:nvPicPr>
-                  <pic:blipFill>
-                    <a:blip r:embed="rId15"/>
-                    <a:stretch>
-                      <a:fillRect/>
-                    </a:stretch>
-                  </pic:blipFill>
-                  <pic:spPr>
-                    <a:xfrm>
-                      <a:off x="0" y="0"/>
-                      <a:ext cx="409820" cy="206692"/>
-                    </a:xfrm>
-                    <a:prstGeom prst="rect"/>
-                  </pic:spPr>
-                </pic:pic>
-              </a:graphicData>
-            </a:graphic>
-          </wp:inline>
-        </w:drawing>
-      </w:r>
+      <m:oMath>
+        <m:r>
+          <m:t>α=1</m:t>
+        </m:r>
+      </m:oMath>
       <w:r>
         <w:t>); hereda la selección del LASSO y la estabilidad del Ridge (</w:t>
       </w:r>
@@ -1570,13 +1798,189 @@
               <w:spacing w:after="0"/>
               <w:jc w:val="center"/>
             </w:pPr>
-            <w:r>
-              <w:rPr>
-                <w:rFonts w:ascii="Consolas" w:hAnsi="Consolas"/>
-                <w:sz w:val="19"/>
-              </w:rPr>
-              <w:t>\sum_{i=1}^{n}\left(y_i-\hat y_i\right)^2+\lambda\left(\alpha\sum_{j=1}^{p}\lvert\beta_j\rvert+(1-\alpha)\sum_{j=1}^{p}\beta_j^{2}\right) \qquad (3)</w:t>
-            </w:r>
+            <m:oMath>
+              <m:nary>
+                <m:naryPr>
+                  <m:chr m:val="∑"/>
+                  <m:limLoc m:val="subSup"/>
+                  <m:grow m:val="1"/>
+                  <m:subHide m:val="off"/>
+                  <m:supHide m:val="off"/>
+                </m:naryPr>
+                <m:sub>
+                  <m:r>
+                    <m:t>i=1</m:t>
+                  </m:r>
+                </m:sub>
+                <m:sup>
+                  <m:r>
+                    <m:t>n</m:t>
+                  </m:r>
+                </m:sup>
+                <m:e>
+                  <m:sSup>
+                    <m:e>
+                      <m:d>
+                        <m:dPr>
+                          <m:sepChr m:val="−"/>
+                        </m:dPr>
+                        <m:e>
+                          <m:sSub>
+                            <m:e>
+                              <m:r>
+                                <m:t>y</m:t>
+                              </m:r>
+                            </m:e>
+                            <m:sub>
+                              <m:r>
+                                <m:t>i</m:t>
+                              </m:r>
+                            </m:sub>
+                          </m:sSub>
+                        </m:e>
+                        <m:e>
+                          <m:sSub>
+                            <m:e>
+                              <m:acc>
+                                <m:accPr>
+                                  <m:chr m:val="̂"/>
+                                </m:accPr>
+                                <m:e>
+                                  <m:r>
+                                    <m:t>y</m:t>
+                                  </m:r>
+                                </m:e>
+                              </m:acc>
+                            </m:e>
+                            <m:sub>
+                              <m:r>
+                                <m:t>i</m:t>
+                              </m:r>
+                            </m:sub>
+                          </m:sSub>
+                        </m:e>
+                      </m:d>
+                    </m:e>
+                    <m:sup>
+                      <m:r>
+                        <m:t>2</m:t>
+                      </m:r>
+                    </m:sup>
+                  </m:sSup>
+                </m:e>
+              </m:nary>
+              <m:r>
+                <m:t>+λ</m:t>
+              </m:r>
+              <m:d>
+                <m:dPr>
+                  <m:sepChr m:val=""/>
+                </m:dPr>
+                <m:e>
+                  <m:r>
+                    <m:t>α</m:t>
+                  </m:r>
+                  <m:nary>
+                    <m:naryPr>
+                      <m:chr m:val="∑"/>
+                      <m:limLoc m:val="subSup"/>
+                      <m:grow m:val="1"/>
+                      <m:subHide m:val="off"/>
+                      <m:supHide m:val="off"/>
+                    </m:naryPr>
+                    <m:sub>
+                      <m:r>
+                        <m:t>j=1</m:t>
+                      </m:r>
+                    </m:sub>
+                    <m:sup>
+                      <m:r>
+                        <m:t>p</m:t>
+                      </m:r>
+                    </m:sup>
+                    <m:e>
+                      <m:r>
+                        <m:t>|</m:t>
+                      </m:r>
+                    </m:e>
+                  </m:nary>
+                  <m:sSub>
+                    <m:e>
+                      <m:r>
+                        <m:t>β</m:t>
+                      </m:r>
+                    </m:e>
+                    <m:sub>
+                      <m:r>
+                        <m:t>j</m:t>
+                      </m:r>
+                    </m:sub>
+                  </m:sSub>
+                  <m:r>
+                    <m:t>|</m:t>
+                  </m:r>
+                  <m:r>
+                    <m:t>+</m:t>
+                  </m:r>
+                  <m:r>
+                    <m:t>(</m:t>
+                  </m:r>
+                  <m:r>
+                    <m:t>1</m:t>
+                  </m:r>
+                  <m:r>
+                    <m:t>−</m:t>
+                  </m:r>
+                  <m:r>
+                    <m:t>α</m:t>
+                  </m:r>
+                  <m:r>
+                    <m:t>)</m:t>
+                  </m:r>
+                  <m:nary>
+                    <m:naryPr>
+                      <m:chr m:val="∑"/>
+                      <m:limLoc m:val="subSup"/>
+                      <m:grow m:val="1"/>
+                      <m:subHide m:val="off"/>
+                      <m:supHide m:val="off"/>
+                    </m:naryPr>
+                    <m:sub>
+                      <m:r>
+                        <m:t>j=1</m:t>
+                      </m:r>
+                    </m:sub>
+                    <m:sup>
+                      <m:r>
+                        <m:t>p</m:t>
+                      </m:r>
+                    </m:sup>
+                    <m:e>
+                      <m:sSubSup>
+                        <m:e>
+                          <m:r>
+                            <m:t>β</m:t>
+                          </m:r>
+                        </m:e>
+                        <m:sub>
+                          <m:r>
+                            <m:t>j</m:t>
+                          </m:r>
+                        </m:sub>
+                        <m:sup>
+                          <m:r>
+                            <m:t>2</m:t>
+                          </m:r>
+                        </m:sup>
+                      </m:sSubSup>
+                    </m:e>
+                  </m:nary>
+                </m:e>
+              </m:d>
+              <m:r>
+                <m:t>(3)</m:t>
+              </m:r>
+            </m:oMath>
           </w:p>
         </w:tc>
         <w:tc>
@@ -1618,77 +2022,19 @@
       <w:r>
         <w:t xml:space="preserve">con </w:t>
       </w:r>
-      <w:r>
-        <w:drawing>
-          <wp:inline xmlns:a="http://schemas.openxmlformats.org/drawingml/2006/main" xmlns:pic="http://schemas.openxmlformats.org/drawingml/2006/picture">
-            <wp:extent cx="409820" cy="206692"/>
-            <wp:docPr id="8" name="Picture 8"/>
-            <wp:cNvGraphicFramePr>
-              <a:graphicFrameLocks noChangeAspect="1"/>
-            </wp:cNvGraphicFramePr>
-            <a:graphic>
-              <a:graphicData uri="http://schemas.openxmlformats.org/drawingml/2006/picture">
-                <pic:pic>
-                  <pic:nvPicPr>
-                    <pic:cNvPr id="0" name="eq_7471531d236c.png"/>
-                    <pic:cNvPicPr/>
-                  </pic:nvPicPr>
-                  <pic:blipFill>
-                    <a:blip r:embed="rId14"/>
-                    <a:stretch>
-                      <a:fillRect/>
-                    </a:stretch>
-                  </pic:blipFill>
-                  <pic:spPr>
-                    <a:xfrm>
-                      <a:off x="0" y="0"/>
-                      <a:ext cx="409820" cy="206692"/>
-                    </a:xfrm>
-                    <a:prstGeom prst="rect"/>
-                  </pic:spPr>
-                </pic:pic>
-              </a:graphicData>
-            </a:graphic>
-          </wp:inline>
-        </w:drawing>
-      </w:r>
+      <m:oMath>
+        <m:r>
+          <m:t>α=0</m:t>
+        </m:r>
+      </m:oMath>
       <w:r>
         <w:t xml:space="preserve"> el Elastic Net (3) coincide con Ridge (1) y con </w:t>
       </w:r>
-      <w:r>
-        <w:drawing>
-          <wp:inline xmlns:a="http://schemas.openxmlformats.org/drawingml/2006/main" xmlns:pic="http://schemas.openxmlformats.org/drawingml/2006/picture">
-            <wp:extent cx="409820" cy="206692"/>
-            <wp:docPr id="9" name="Picture 9"/>
-            <wp:cNvGraphicFramePr>
-              <a:graphicFrameLocks noChangeAspect="1"/>
-            </wp:cNvGraphicFramePr>
-            <a:graphic>
-              <a:graphicData uri="http://schemas.openxmlformats.org/drawingml/2006/picture">
-                <pic:pic>
-                  <pic:nvPicPr>
-                    <pic:cNvPr id="0" name="eq_8cb3b3bce47b.png"/>
-                    <pic:cNvPicPr/>
-                  </pic:nvPicPr>
-                  <pic:blipFill>
-                    <a:blip r:embed="rId15"/>
-                    <a:stretch>
-                      <a:fillRect/>
-                    </a:stretch>
-                  </pic:blipFill>
-                  <pic:spPr>
-                    <a:xfrm>
-                      <a:off x="0" y="0"/>
-                      <a:ext cx="409820" cy="206692"/>
-                    </a:xfrm>
-                    <a:prstGeom prst="rect"/>
-                  </pic:spPr>
-                </pic:pic>
-              </a:graphicData>
-            </a:graphic>
-          </wp:inline>
-        </w:drawing>
-      </w:r>
+      <m:oMath>
+        <m:r>
+          <m:t>α=1</m:t>
+        </m:r>
+      </m:oMath>
       <w:r>
         <w:t xml:space="preserve"> con LASSO (2).</w:t>
       </w:r>
@@ -1811,40 +2157,29 @@
               <w:spacing w:after="0"/>
               <w:jc w:val="center"/>
             </w:pPr>
-            <w:r>
-              <w:drawing>
-                <wp:inline xmlns:a="http://schemas.openxmlformats.org/drawingml/2006/main" xmlns:pic="http://schemas.openxmlformats.org/drawingml/2006/picture">
-                  <wp:extent cx="1113905" cy="328352"/>
-                  <wp:docPr id="10" name="Picture 10"/>
-                  <wp:cNvGraphicFramePr>
-                    <a:graphicFrameLocks noChangeAspect="1"/>
-                  </wp:cNvGraphicFramePr>
-                  <a:graphic>
-                    <a:graphicData uri="http://schemas.openxmlformats.org/drawingml/2006/picture">
-                      <pic:pic>
-                        <pic:nvPicPr>
-                          <pic:cNvPr id="0" name="eq_6e8922389640.png"/>
-                          <pic:cNvPicPr/>
-                        </pic:nvPicPr>
-                        <pic:blipFill>
-                          <a:blip r:embed="rId16"/>
-                          <a:stretch>
-                            <a:fillRect/>
-                          </a:stretch>
-                        </pic:blipFill>
-                        <pic:spPr>
-                          <a:xfrm>
-                            <a:off x="0" y="0"/>
-                            <a:ext cx="1113905" cy="328352"/>
-                          </a:xfrm>
-                          <a:prstGeom prst="rect"/>
-                        </pic:spPr>
-                      </pic:pic>
-                    </a:graphicData>
-                  </a:graphic>
-                </wp:inline>
-              </w:drawing>
-            </w:r>
+            <m:oMath>
+              <m:r>
+                <m:t>z=</m:t>
+              </m:r>
+              <m:f>
+                <m:fPr>
+                  <m:type m:val="bar"/>
+                </m:fPr>
+                <m:num>
+                  <m:r>
+                    <m:t>x−μ</m:t>
+                  </m:r>
+                </m:num>
+                <m:den>
+                  <m:r>
+                    <m:t>σ</m:t>
+                  </m:r>
+                </m:den>
+              </m:f>
+              <m:r>
+                <m:t>(4)</m:t>
+              </m:r>
+            </m:oMath>
           </w:p>
         </w:tc>
         <w:tc>
@@ -1886,77 +2221,19 @@
       <w:r>
         <w:t xml:space="preserve">con la media </w:t>
       </w:r>
-      <w:r>
-        <w:drawing>
-          <wp:inline xmlns:a="http://schemas.openxmlformats.org/drawingml/2006/main" xmlns:pic="http://schemas.openxmlformats.org/drawingml/2006/picture">
-            <wp:extent cx="163928" cy="206692"/>
-            <wp:docPr id="11" name="Picture 11"/>
-            <wp:cNvGraphicFramePr>
-              <a:graphicFrameLocks noChangeAspect="1"/>
-            </wp:cNvGraphicFramePr>
-            <a:graphic>
-              <a:graphicData uri="http://schemas.openxmlformats.org/drawingml/2006/picture">
-                <pic:pic>
-                  <pic:nvPicPr>
-                    <pic:cNvPr id="0" name="eq_79f44effea5b.png"/>
-                    <pic:cNvPicPr/>
-                  </pic:nvPicPr>
-                  <pic:blipFill>
-                    <a:blip r:embed="rId17"/>
-                    <a:stretch>
-                      <a:fillRect/>
-                    </a:stretch>
-                  </pic:blipFill>
-                  <pic:spPr>
-                    <a:xfrm>
-                      <a:off x="0" y="0"/>
-                      <a:ext cx="163928" cy="206692"/>
-                    </a:xfrm>
-                    <a:prstGeom prst="rect"/>
-                  </pic:spPr>
-                </pic:pic>
-              </a:graphicData>
-            </a:graphic>
-          </wp:inline>
-        </w:drawing>
-      </w:r>
+      <m:oMath>
+        <m:r>
+          <m:t>μ</m:t>
+        </m:r>
+      </m:oMath>
       <w:r>
         <w:t xml:space="preserve"> y la desviación estándar </w:t>
       </w:r>
-      <w:r>
-        <w:drawing>
-          <wp:inline xmlns:a="http://schemas.openxmlformats.org/drawingml/2006/main" xmlns:pic="http://schemas.openxmlformats.org/drawingml/2006/picture">
-            <wp:extent cx="163928" cy="206692"/>
-            <wp:docPr id="12" name="Picture 12"/>
-            <wp:cNvGraphicFramePr>
-              <a:graphicFrameLocks noChangeAspect="1"/>
-            </wp:cNvGraphicFramePr>
-            <a:graphic>
-              <a:graphicData uri="http://schemas.openxmlformats.org/drawingml/2006/picture">
-                <pic:pic>
-                  <pic:nvPicPr>
-                    <pic:cNvPr id="0" name="eq_400f12416096.png"/>
-                    <pic:cNvPicPr/>
-                  </pic:nvPicPr>
-                  <pic:blipFill>
-                    <a:blip r:embed="rId18"/>
-                    <a:stretch>
-                      <a:fillRect/>
-                    </a:stretch>
-                  </pic:blipFill>
-                  <pic:spPr>
-                    <a:xfrm>
-                      <a:off x="0" y="0"/>
-                      <a:ext cx="163928" cy="206692"/>
-                    </a:xfrm>
-                    <a:prstGeom prst="rect"/>
-                  </pic:spPr>
-                </pic:pic>
-              </a:graphicData>
-            </a:graphic>
-          </wp:inline>
-        </w:drawing>
-      </w:r>
+      <m:oMath>
+        <m:r>
+          <m:t>σ</m:t>
+        </m:r>
+      </m:oMath>
       <w:r>
         <w:t xml:space="preserve"> estimadas </w:t>
       </w:r>
@@ -2207,40 +2484,34 @@
         </w:rPr>
         <w:t xml:space="preserve"> por debajo del de R (factor </w:t>
       </w:r>
-      <w:r>
-        <w:drawing>
-          <wp:inline xmlns:a="http://schemas.openxmlformats.org/drawingml/2006/main" xmlns:pic="http://schemas.openxmlformats.org/drawingml/2006/picture">
-            <wp:extent cx="1109153" cy="206692"/>
-            <wp:docPr id="13" name="Picture 13"/>
-            <wp:cNvGraphicFramePr>
-              <a:graphicFrameLocks noChangeAspect="1"/>
-            </wp:cNvGraphicFramePr>
-            <a:graphic>
-              <a:graphicData uri="http://schemas.openxmlformats.org/drawingml/2006/picture">
-                <pic:pic>
-                  <pic:nvPicPr>
-                    <pic:cNvPr id="0" name="eq_2ed87084f912.png"/>
-                    <pic:cNvPicPr/>
-                  </pic:nvPicPr>
-                  <pic:blipFill>
-                    <a:blip r:embed="rId19"/>
-                    <a:stretch>
-                      <a:fillRect/>
-                    </a:stretch>
-                  </pic:blipFill>
-                  <pic:spPr>
-                    <a:xfrm>
-                      <a:off x="0" y="0"/>
-                      <a:ext cx="1109153" cy="206692"/>
-                    </a:xfrm>
-                    <a:prstGeom prst="rect"/>
-                  </pic:spPr>
-                </pic:pic>
-              </a:graphicData>
-            </a:graphic>
-          </wp:inline>
-        </w:drawing>
-      </w:r>
+      <m:oMath>
+        <m:rad>
+          <m:radPr>
+            <m:degHide m:val="on"/>
+          </m:radPr>
+          <m:deg/>
+          <m:e>
+            <m:f>
+              <m:fPr>
+                <m:type m:val="lin"/>
+              </m:fPr>
+              <m:num>
+                <m:r>
+                  <m:t>96</m:t>
+                </m:r>
+              </m:num>
+              <m:den>
+                <m:r>
+                  <m:t>97</m:t>
+                </m:r>
+              </m:den>
+            </m:f>
+          </m:e>
+        </m:rad>
+        <m:r>
+          <m:t>≈0.994832</m:t>
+        </m:r>
+      </m:oMath>
       <w:r>
         <w:rPr>
           <w:color w:val="2D2D2D"/>
@@ -3344,8 +3615,8 @@
       </w:r>
     </w:p>
     <w:sectPr>
-      <w:headerReference w:type="default" r:id="rId20"/>
-      <w:footerReference w:type="default" r:id="rId21"/>
+      <w:headerReference w:type="default" r:id="rId9"/>
+      <w:footerReference w:type="default" r:id="rId10"/>
       <w:pgSz w:w="12240" w:h="15840"/>
       <w:pgMar w:top="1134" w:right="1247" w:bottom="1020" w:left="1247" w:header="720" w:footer="720" w:gutter="0"/>
       <w:cols w:space="720"/>
